--- a/content/Bios/Robert_Blaser.docx
+++ b/content/Bios/Robert_Blaser.docx
@@ -1,274 +1,8 @@
 
 <file path=word/document.xml><?xml version="1.0" encoding="utf-8"?>
-<w:document xmlns:w14="http://schemas.microsoft.com/office/word/2010/wordml" xmlns:wp14="http://schemas.microsoft.com/office/word/2010/wordprocessingDrawing" xmlns:w="http://schemas.openxmlformats.org/wordprocessingml/2006/main" xmlns:m="http://schemas.openxmlformats.org/officeDocument/2006/math" xmlns:r="http://schemas.openxmlformats.org/officeDocument/2006/relationships" xmlns:o="urn:schemas-microsoft-com:office:office" xmlns:v="urn:schemas-microsoft-com:vml" xmlns:w10="urn:schemas-microsoft-com:office:word" xmlns:a="http://schemas.openxmlformats.org/drawingml/2006/main" xmlns:pic="http://schemas.openxmlformats.org/drawingml/2006/picture" xmlns:wp="http://schemas.openxmlformats.org/drawingml/2006/wordprocessingDrawing" xmlns:mc="http://schemas.openxmlformats.org/markup-compatibility/2006" mc:Ignorable="w14 wp14">
+<w:document xmlns:ns1="http://schemas.openxmlformats.org/markup-compatibility/2006" xmlns:ns2="http://schemas.microsoft.com/office/word/2010/wordml" xmlns:w="http://schemas.openxmlformats.org/wordprocessingml/2006/main" ns1:Ignorable="w14 wp14">
   <w:body>
-    <w:p xmlns:wp14="http://schemas.microsoft.com/office/word/2010/wordml" wp14:textId="77777777">
-      <w:pPr>
-        <w:pStyle w:val="FirstParagraph"/>
-      </w:pPr>
-      <w:r>
-        <w:rPr/>
-        <w:t>2007 Hall of Fame Inductee Robert</w:t>
-      </w:r>
-      <w:r>
-        <w:rPr/>
-        <w:t xml:space="preserve"> </w:t>
-      </w:r>
-      <w:r>
-        <w:rPr/>
-        <w:t>‘Bob’</w:t>
-      </w:r>
-      <w:r>
-        <w:rPr/>
-        <w:t xml:space="preserve"> </w:t>
-      </w:r>
-      <w:r>
-        <w:rPr/>
-        <w:t>S. Blaser – Westminster</w:t>
-      </w:r>
-      <w:r>
-        <w:rPr/>
-        <w:t xml:space="preserve"> </w:t>
-      </w:r>
-      <w:r>
-        <w:rPr/>
-        <w:t xml:space="preserve">Bob has enjoyed </w:t>
-      </w:r>
-      <w:r>
-        <w:rPr/>
-        <w:t>a long career</w:t>
-      </w:r>
-      <w:r>
-        <w:rPr/>
-        <w:t xml:space="preserve"> in sports. He graduated from Ranum High School in Westminster,</w:t>
-      </w:r>
-      <w:r>
-        <w:rPr/>
-        <w:t xml:space="preserve"> </w:t>
-      </w:r>
-      <w:r>
-        <w:rPr/>
-        <w:t>Colorado in 1972 where he played both baseball and football. He was an all-conference</w:t>
-      </w:r>
-      <w:r>
-        <w:rPr/>
-        <w:t xml:space="preserve"> </w:t>
-      </w:r>
-      <w:r>
-        <w:rPr/>
-        <w:t>shortstop for their 19-1 team that finished 3rd in state, losing in the semi-finals 2-1 to Pueblo</w:t>
-      </w:r>
-      <w:r>
-        <w:rPr/>
-        <w:t xml:space="preserve"> </w:t>
-      </w:r>
-      <w:r>
-        <w:rPr/>
-        <w:t>Central (who eventually became state champions). Bob was also an all-conference quarterback</w:t>
-      </w:r>
-      <w:r>
-        <w:rPr/>
-        <w:t xml:space="preserve"> </w:t>
-      </w:r>
-      <w:r>
-        <w:rPr/>
-        <w:t xml:space="preserve">playing for </w:t>
-      </w:r>
-      <w:r>
-        <w:rPr/>
-        <w:t>father</w:t>
-      </w:r>
-      <w:r>
-        <w:rPr/>
-        <w:t xml:space="preserve"> Loren Blaser (successful football coach at Ranum from 1961-1974).</w:t>
-      </w:r>
-      <w:r>
-        <w:rPr/>
-        <w:t xml:space="preserve"> </w:t>
-      </w:r>
-      <w:r>
-        <w:rPr/>
-        <w:t>Bob attended college at the University of Utah in Salt Lake in 1973 and then on to Mesa College</w:t>
-      </w:r>
-      <w:r>
-        <w:rPr/>
-        <w:t xml:space="preserve"> </w:t>
-      </w:r>
-      <w:r>
-        <w:rPr/>
-        <w:t xml:space="preserve">in Grand Junction in 1974 where he received an </w:t>
-      </w:r>
-      <w:r>
-        <w:rPr/>
-        <w:t>Associate Degree</w:t>
-      </w:r>
-      <w:r>
-        <w:rPr/>
-        <w:t xml:space="preserve">. He received his </w:t>
-      </w:r>
-      <w:r>
-        <w:rPr/>
-        <w:t>Bachelor’s</w:t>
-      </w:r>
-      <w:r>
-        <w:rPr/>
-        <w:t xml:space="preserve"> </w:t>
-      </w:r>
-      <w:r>
-        <w:rPr/>
-        <w:t>Degree in Business Administration</w:t>
-      </w:r>
-      <w:r>
-        <w:rPr/>
-        <w:t xml:space="preserve"> at the University of Southern Colorado, Pueblo in 1976.</w:t>
-      </w:r>
-      <w:r>
-        <w:rPr/>
-        <w:t xml:space="preserve"> </w:t>
-      </w:r>
-      <w:r>
-        <w:rPr/>
-        <w:t>He played 4 years of college football, 1 year for Mesa JC &amp; 2 years for the University of Southern</w:t>
-      </w:r>
-      <w:r>
-        <w:rPr/>
-        <w:t xml:space="preserve"> </w:t>
-      </w:r>
-      <w:r>
-        <w:rPr/>
-        <w:t>Colorado. The career highlight was when he played in the 1974 JUCO World Series and made</w:t>
-      </w:r>
-      <w:r>
-        <w:rPr/>
-        <w:t xml:space="preserve"> </w:t>
-      </w:r>
-      <w:r>
-        <w:rPr/>
-        <w:t>the all-tourney team.</w:t>
-      </w:r>
-      <w:r>
-        <w:rPr/>
-        <w:t xml:space="preserve"> </w:t>
-      </w:r>
-      <w:r>
-        <w:rPr/>
-        <w:t>Bob has spent the last 21 years as a Colorado high school umpire of which 19 have included</w:t>
-      </w:r>
-      <w:r>
-        <w:rPr/>
-        <w:t xml:space="preserve"> </w:t>
-      </w:r>
-      <w:r>
-        <w:rPr/>
-        <w:t>playoff games. His list of accomplishments include: 4 State Championships (the last one was in</w:t>
-      </w:r>
-      <w:r>
-        <w:rPr/>
-        <w:t xml:space="preserve"> </w:t>
-      </w:r>
-      <w:r>
-        <w:rPr/>
-        <w:t>1995 - Cherry Creek vs. Arvada West), Roy Halliday vs. Darnell MacDonald.</w:t>
-      </w:r>
-      <w:r>
-        <w:rPr/>
-        <w:t xml:space="preserve"> </w:t>
-      </w:r>
-      <w:r>
-        <w:rPr/>
-        <w:t xml:space="preserve">Bob was the Area Director for </w:t>
-      </w:r>
-      <w:r>
-        <w:rPr/>
-        <w:t>Colorado</w:t>
-      </w:r>
-      <w:r>
-        <w:rPr/>
-        <w:t xml:space="preserve"> High School Baseball Umpires Association for 2 years!</w:t>
-      </w:r>
-      <w:r>
-        <w:rPr/>
-        <w:t xml:space="preserve"> </w:t>
-      </w:r>
-      <w:r>
-        <w:rPr/>
-        <w:t xml:space="preserve">He is employed as a sales representative for </w:t>
-      </w:r>
-      <w:r>
-        <w:rPr/>
-        <w:t>Denver</w:t>
-      </w:r>
-      <w:r>
-        <w:rPr/>
-        <w:t xml:space="preserve"> Athletic Supply.</w:t>
-      </w:r>
-      <w:r>
-        <w:rPr/>
-        <w:t xml:space="preserve"> </w:t>
-      </w:r>
-      <w:r>
-        <w:rPr/>
-        <w:t xml:space="preserve">Bob has had many successes, including his </w:t>
-      </w:r>
-      <w:r>
-        <w:rPr/>
-        <w:t>30 year</w:t>
-      </w:r>
-      <w:r>
-        <w:rPr/>
-        <w:t xml:space="preserve"> marriage to Debbie (formerly Debbie</w:t>
-      </w:r>
-      <w:r>
-        <w:rPr/>
-        <w:t xml:space="preserve"> </w:t>
-      </w:r>
-      <w:r>
-        <w:rPr/>
-        <w:t>Monaco - sister to successful umpire John Monaco). He has 4 children; sons Bryan (assistant</w:t>
-      </w:r>
-      <w:r>
-        <w:rPr/>
-        <w:t xml:space="preserve"> </w:t>
-      </w:r>
-      <w:r>
-        <w:rPr/>
-        <w:t>baseball coach at Mountain Range High School), Corey (currently in his 6th season as a minor</w:t>
-      </w:r>
-      <w:r>
-        <w:rPr/>
-        <w:t xml:space="preserve"> </w:t>
-      </w:r>
-      <w:r>
-        <w:rPr/>
-        <w:t>league umpire and is also a crew chief in the AA Eastern League), Craig and daughter Deenna.</w:t>
-      </w:r>
-    </w:p>
-    <w:p>
-      <w:pPr>
-        <w:pStyle w:val="BodyText"/>
-      </w:pPr>
-    </w:p>
-    <w:p>
-      <w:pPr>
-        <w:pStyle w:val="Heading2"/>
-        <w:spacing w:before="261" w:beforeAutospacing="off" w:after="261" w:afterAutospacing="off" w:line="300" w:lineRule="auto"/>
-      </w:pPr>
-      <w:r>
-        <w:rPr>
-          <w:rFonts w:ascii="Segoe UI" w:hAnsi="Segoe UI" w:eastAsia="Segoe UI" w:cs="Segoe UI"/>
-          <w:b w:val="1"/>
-          <w:bCs w:val="1"/>
-          <w:i w:val="0"/>
-          <w:iCs w:val="0"/>
-          <w:noProof w:val="0"/>
-          <w:sz w:val="31"/>
-          <w:szCs w:val="31"/>
-          <w:lang w:val="en-US"/>
-        </w:rPr>
-        <w:t>Revised Biography: Robert “Bob” S. Blaser</w:t>
-      </w:r>
-    </w:p>
-    <w:p>
+    <w:p ns2:paraId="738A930B" ns2:textId="71C4B01F">
       <w:pPr>
         <w:spacing w:before="0" w:beforeAutospacing="off" w:after="0" w:afterAutospacing="off" w:line="300" w:lineRule="auto"/>
       </w:pPr>
@@ -287,7 +21,7 @@
         <w:t>2007 Hall of Fame Inductee – Westminster</w:t>
       </w:r>
     </w:p>
-    <w:p>
+    <w:p ns2:paraId="4531C78F" ns2:textId="75091EF8">
       <w:pPr>
         <w:spacing w:before="0" w:beforeAutospacing="off" w:after="0" w:afterAutospacing="off" w:line="300" w:lineRule="auto"/>
         <w:rPr>
@@ -373,7 +107,7 @@
         <w:t xml:space="preserve"> head football coach from 1961–1974.</w:t>
       </w:r>
     </w:p>
-    <w:p>
+    <w:p ns2:paraId="5412F88D" ns2:textId="795F722E">
       <w:pPr>
         <w:spacing w:before="0" w:beforeAutospacing="off" w:after="0" w:afterAutospacing="off" w:line="300" w:lineRule="auto"/>
         <w:rPr>
@@ -543,7 +277,7 @@
         <w:t>‑tournament team.</w:t>
       </w:r>
     </w:p>
-    <w:p>
+    <w:p ns2:paraId="3194E2F8" ns2:textId="4439E189">
       <w:pPr>
         <w:spacing w:before="0" w:beforeAutospacing="off" w:after="0" w:afterAutospacing="off" w:line="300" w:lineRule="auto"/>
         <w:rPr>
@@ -657,7 +391,7 @@
         <w:t>.</w:t>
       </w:r>
     </w:p>
-    <w:p>
+    <w:p ns2:paraId="6A88BF4C" ns2:textId="0FEF0A1F">
       <w:pPr>
         <w:spacing w:before="0" w:beforeAutospacing="off" w:after="0" w:afterAutospacing="off" w:line="300" w:lineRule="auto"/>
         <w:rPr>
@@ -743,7 +477,7 @@
         <w:t>; Corey, now in his sixth season as a minor‑league umpire and a crew chief in the AA Eastern League; Craig; and their daughter, Deenna.</w:t>
       </w:r>
     </w:p>
-    <w:p>
+    <w:p ns2:paraId="321150DD" ns2:textId="7288B837">
       <w:pPr>
         <w:pStyle w:val="BodyText"/>
       </w:pPr>
